--- a/RAG知识库系统-项目介绍.docx
+++ b/RAG知识库系统-项目介绍.docx
@@ -171,7 +171,7 @@
     </w:p>
     <w:p>
       <w:r>
-        <w:t>系统采用前后端分离架构：后端使用 Python FastAPI 提供 RESTful API 和 SSE 流式对话，前端使用 Vue 3 + Vite 构建响应式单页应用。向量化采用本地 BGE-M3 模型（无需额外 API 费用），对话生成调用 DeepSeek V4-Flash API（成本极低，约 ¥0.002/次问答）。</w:t>
+        <w:t>系统采用前后端分离架构：后端使用 Python FastAPI 提供 RESTful API 和 SSE 流式对话，前端使用 Vue 3 + Vite 构建响应式单页应用。向量化采用本地 bge-small-zh-v1.5 模型（无需额外 API 费用），对话生成调用 DeepSeek V4-Flash API（成本极低，约 ¥0.002/次问答）。</w:t>
       </w:r>
     </w:p>
     <w:p>
@@ -221,7 +221,7 @@
         <w:t>文档摄取 (Ingestion)：</w:t>
       </w:r>
       <w:r>
-        <w:t>文件上传 → 格式检测 → 文本提取（7种处理器）→ 智能分块 → BGE-M3 向量化 → Qdrant 入库</w:t>
+        <w:t>文件上传 → 格式检测 → 文本提取（7种处理器）→ 智能分块 → bge-small-zh-v1.5 向量化 → Qdrant 入库</w:t>
       </w:r>
     </w:p>
     <w:p>
@@ -232,7 +232,7 @@
         <w:t>语义检索 (Retrieval)：</w:t>
       </w:r>
       <w:r>
-        <w:t>用户问题 → BGE-M3 向量化 → Qdrant 余弦相似度检索 → Top-K 相关片段</w:t>
+        <w:t>用户问题 → bge-small-zh-v1.5 向量化 → Qdrant 余弦相似度检索 → Top-K 相关片段</w:t>
       </w:r>
     </w:p>
     <w:p>
@@ -826,7 +826,7 @@
     </w:p>
     <w:p>
       <w:r>
-        <w:t>5. BGE-M3 本地模型生成 1024 维向量</w:t>
+        <w:t>5. bge-small-zh-v1.5 本地模型生成 512 维向量</w:t>
       </w:r>
     </w:p>
     <w:p>
@@ -854,7 +854,7 @@
     </w:p>
     <w:p>
       <w:r>
-        <w:t>2. BGE-M3 将问题转为向量</w:t>
+        <w:t>2. bge-small-zh-v1.5 将问题转为向量</w:t>
       </w:r>
     </w:p>
     <w:p>
@@ -1476,7 +1476,7 @@
         <w:br/>
         <w:t>│   │   │   ├── chunker.py        # 智能文本分块</w:t>
         <w:br/>
-        <w:t>│   │   │   ├── embedder.py       # BGE-M3 本地向量化</w:t>
+        <w:t>│   │   │   ├── embedder.py       # bge-small-zh-v1.5 本地向量化</w:t>
         <w:br/>
         <w:t>│   │   │   ├── retriever.py      # Qdrant 向量检索</w:t>
         <w:br/>
